--- a/testakten/longcovid-erwerbsminderung-feldermann-leipzig/01_aktenvorblatt_sonnemann.docx
+++ b/testakten/longcovid-erwerbsminderung-feldermann-leipzig/01_aktenvorblatt_sonnemann.docx
@@ -618,7 +618,7 @@
                 <w:rFonts w:ascii="Times New Roman" w:hAnsi="Times New Roman"/>
                 <w:sz w:val="20"/>
               </w:rPr>
-              <w:t>BGW Hannover (UKBW)</w:t>
+              <w:t>BGW Hannover (BGW)</w:t>
             </w:r>
           </w:p>
         </w:tc>
@@ -1036,7 +1036,7 @@
                 <w:rFonts w:ascii="Times New Roman" w:hAnsi="Times New Roman"/>
                 <w:sz w:val="20"/>
               </w:rPr>
-              <w:t>Akteneinsicht UKBW</w:t>
+              <w:t>Akteneinsicht BGW</w:t>
             </w:r>
           </w:p>
         </w:tc>
@@ -1404,7 +1404,7 @@
         <w:jc w:val="left"/>
       </w:pPr>
       <w:r>
-        <w:t>Klärungsbedarf: Anrechnung Einkommen Ehemann bei PKH-Prüfung (§ 115 ZPO i. V. m. § 73a SGG).</w:t>
+        <w:t>Klärungsbedarf: Anrechnung Einkommen Ehemann bei PKH-Prüfung (Paragraf 115 ZPO i. V. m. Paragraf 73a SGG).</w:t>
       </w:r>
     </w:p>
     <w:p/>
@@ -1440,7 +1440,7 @@
         <w:pStyle w:val="ListBullet"/>
       </w:pPr>
       <w:r>
-        <w:t>Ärztliche Befunde: Hausarzt Dr. Märker (Leipzig), Charité Long-Covid-Ambulanz (Prof. Scheibenbogen, Berlin), SKH Psychiatrie Leipzig.</w:t>
+        <w:t>Ärztliche Befunde: Hausarzt Dr. Märker (Leipzig), Post-COVID-Ambulanz der Universitätsmedizin Berlin-Nord (Prof. Seifert, Berlin), SKH Psychiatrie Leipzig.</w:t>
       </w:r>
     </w:p>
     <w:p>
